--- a/Docs/SecurityDocs/SD17-LETTER OF HYPOTHECATION OF BILLS.docx
+++ b/Docs/SecurityDocs/SD17-LETTER OF HYPOTHECATION OF BILLS.docx
@@ -1,6 +1,6 @@
 
 <file path=word/document.xml><?xml version="1.0" encoding="utf-8"?>
-<w:document xmlns:wpc="http://schemas.microsoft.com/office/word/2010/wordprocessingCanvas" xmlns:cx="http://schemas.microsoft.com/office/drawing/2014/chartex" xmlns:cx1="http://schemas.microsoft.com/office/drawing/2015/9/8/chartex" xmlns:cx2="http://schemas.microsoft.com/office/drawing/2015/10/21/chartex" xmlns:cx3="http://schemas.microsoft.com/office/drawing/2016/5/9/chartex" xmlns:cx4="http://schemas.microsoft.com/office/drawing/2016/5/10/chartex" xmlns:cx5="http://schemas.microsoft.com/office/drawing/2016/5/11/chartex" xmlns:cx6="http://schemas.microsoft.com/office/drawing/2016/5/12/chartex" xmlns:cx7="http://schemas.microsoft.com/office/drawing/2016/5/13/chartex" xmlns:cx8="http://schemas.microsoft.com/office/drawing/2016/5/14/chartex" xmlns:mc="http://schemas.openxmlformats.org/markup-compatibility/2006" xmlns:aink="http://schemas.microsoft.com/office/drawing/2016/ink" xmlns:am3d="http://schemas.microsoft.com/office/drawing/2017/model3d" xmlns:o="urn:schemas-microsoft-com:office:office" xmlns:oel="http://schemas.microsoft.com/office/2019/extlst" xmlns:r="http://schemas.openxmlformats.org/officeDocument/2006/relationships" xmlns:m="http://schemas.openxmlformats.org/officeDocument/2006/math" xmlns:v="urn:schemas-microsoft-com:vml" xmlns:wp14="http://schemas.microsoft.com/office/word/2010/wordprocessingDrawing" xmlns:wp="http://schemas.openxmlformats.org/drawingml/2006/wordprocessingDrawing" xmlns:w10="urn:schemas-microsoft-com:office:word" xmlns:w="http://schemas.openxmlformats.org/wordprocessingml/2006/main" xmlns:w14="http://schemas.microsoft.com/office/word/2010/wordml" xmlns:w15="http://schemas.microsoft.com/office/word/2012/wordml" xmlns:w16cei="http://schemas.microsoft.com/office/word/2026/wordml/cei" xmlns:w16cex="http://schemas.microsoft.com/office/word/2018/wordml/cex" xmlns:w16cid="http://schemas.microsoft.com/office/word/2016/wordml/cid" xmlns:w16="http://schemas.microsoft.com/office/word/2018/wordml" xmlns:w16du="http://schemas.microsoft.com/office/word/2023/wordml/word16du" xmlns:w16sdtdh="http://schemas.microsoft.com/office/word/2020/wordml/sdtdatahash" xmlns:w16sdtfl="http://schemas.microsoft.com/office/word/2024/wordml/sdtformatlock" xmlns:w16se="http://schemas.microsoft.com/office/word/2015/wordml/symex" xmlns:wpg="http://schemas.microsoft.com/office/word/2010/wordprocessingGroup" xmlns:wpi="http://schemas.microsoft.com/office/word/2010/wordprocessingInk" xmlns:wne="http://schemas.microsoft.com/office/word/2006/wordml" xmlns:wps="http://schemas.microsoft.com/office/word/2010/wordprocessingShape" mc:Ignorable="w14 w15 w16se w16cid w16 w16cex w16sdtdh w16sdtfl w16du wp14">
+<w:document xmlns:wpc="http://schemas.microsoft.com/office/word/2010/wordprocessingCanvas" xmlns:cx="http://schemas.microsoft.com/office/drawing/2014/chartex" xmlns:cx1="http://schemas.microsoft.com/office/drawing/2015/9/8/chartex" xmlns:cx2="http://schemas.microsoft.com/office/drawing/2015/10/21/chartex" xmlns:cx3="http://schemas.microsoft.com/office/drawing/2016/5/9/chartex" xmlns:cx4="http://schemas.microsoft.com/office/drawing/2016/5/10/chartex" xmlns:cx5="http://schemas.microsoft.com/office/drawing/2016/5/11/chartex" xmlns:cx6="http://schemas.microsoft.com/office/drawing/2016/5/12/chartex" xmlns:cx7="http://schemas.microsoft.com/office/drawing/2016/5/13/chartex" xmlns:cx8="http://schemas.microsoft.com/office/drawing/2016/5/14/chartex" xmlns:mc="http://schemas.openxmlformats.org/markup-compatibility/2006" xmlns:aink="http://schemas.microsoft.com/office/drawing/2016/ink" xmlns:am3d="http://schemas.microsoft.com/office/drawing/2017/model3d" xmlns:o="urn:schemas-microsoft-com:office:office" xmlns:oel="http://schemas.microsoft.com/office/2019/extlst" xmlns:r="http://schemas.openxmlformats.org/officeDocument/2006/relationships" xmlns:m="http://schemas.openxmlformats.org/officeDocument/2006/math" xmlns:v="urn:schemas-microsoft-com:vml" xmlns:wp14="http://schemas.microsoft.com/office/word/2010/wordprocessingDrawing" xmlns:wp="http://schemas.openxmlformats.org/drawingml/2006/wordprocessingDrawing" xmlns:w10="urn:schemas-microsoft-com:office:word" xmlns:w="http://schemas.openxmlformats.org/wordprocessingml/2006/main" xmlns:w14="http://schemas.microsoft.com/office/word/2010/wordml" xmlns:w15="http://schemas.microsoft.com/office/word/2012/wordml" xmlns:w16cex="http://schemas.microsoft.com/office/word/2018/wordml/cex" xmlns:w16cid="http://schemas.microsoft.com/office/word/2016/wordml/cid" xmlns:w16="http://schemas.microsoft.com/office/word/2018/wordml" xmlns:w16du="http://schemas.microsoft.com/office/word/2023/wordml/word16du" xmlns:w16sdtdh="http://schemas.microsoft.com/office/word/2020/wordml/sdtdatahash" xmlns:w16sdtfl="http://schemas.microsoft.com/office/word/2024/wordml/sdtformatlock" xmlns:w16se="http://schemas.microsoft.com/office/word/2015/wordml/symex" xmlns:wpg="http://schemas.microsoft.com/office/word/2010/wordprocessingGroup" xmlns:wpi="http://schemas.microsoft.com/office/word/2010/wordprocessingInk" xmlns:wne="http://schemas.microsoft.com/office/word/2006/wordml" xmlns:wps="http://schemas.microsoft.com/office/word/2010/wordprocessingShape" mc:Ignorable="w14 w15 w16se w16cid w16 w16cex w16sdtdh w16sdtfl w16du wp14">
   <w:body>
     <w:p>
       <w:pPr>
@@ -33,7 +33,17 @@
         <w:t>BRANCH</w:t>
       </w:r>
       <w:r>
-        <w:t xml:space="preserve"> {{BRANCH_NAME}} </w:t>
+        <w:t xml:space="preserve"> </w:t>
+      </w:r>
+      <w:r>
+        <w:rPr>
+          <w:b/>
+          <w:bCs/>
+        </w:rPr>
+        <w:t>{{BRANCH_NAME}}</w:t>
+      </w:r>
+      <w:r>
+        <w:t xml:space="preserve"> </w:t>
       </w:r>
     </w:p>
     <w:p>
@@ -163,7 +173,37 @@
     <w:p/>
     <w:p>
       <w:r>
-        <w:t xml:space="preserve">Dated this {{DAY}} day of {{MONTH}} Two Thousand and {{YEAR_YY}} </w:t>
+        <w:t xml:space="preserve">Dated this </w:t>
+      </w:r>
+      <w:r>
+        <w:rPr>
+          <w:b/>
+          <w:bCs/>
+        </w:rPr>
+        <w:t>{{DAY}}</w:t>
+      </w:r>
+      <w:r>
+        <w:t xml:space="preserve"> day of </w:t>
+      </w:r>
+      <w:r>
+        <w:rPr>
+          <w:b/>
+          <w:bCs/>
+        </w:rPr>
+        <w:t>{{MONTH}}</w:t>
+      </w:r>
+      <w:r>
+        <w:t xml:space="preserve"> Two Thousand and </w:t>
+      </w:r>
+      <w:r>
+        <w:rPr>
+          <w:b/>
+          <w:bCs/>
+        </w:rPr>
+        <w:t>{{YEAR_YY}}</w:t>
+      </w:r>
+      <w:r>
+        <w:t xml:space="preserve"> </w:t>
       </w:r>
     </w:p>
     <w:p/>
@@ -196,12 +236,12 @@
         <w:tblLook w:val="04A0" w:firstRow="1" w:lastRow="0" w:firstColumn="1" w:lastColumn="0" w:noHBand="0" w:noVBand="1"/>
       </w:tblPr>
       <w:tblGrid>
+        <w:gridCol w:w="1551"/>
+        <w:gridCol w:w="1713"/>
+        <w:gridCol w:w="1457"/>
+        <w:gridCol w:w="1694"/>
         <w:gridCol w:w="1543"/>
-        <w:gridCol w:w="1754"/>
-        <w:gridCol w:w="1449"/>
-        <w:gridCol w:w="1684"/>
-        <w:gridCol w:w="1534"/>
-        <w:gridCol w:w="1621"/>
+        <w:gridCol w:w="1627"/>
       </w:tblGrid>
       <w:tr>
         <w:trPr>
@@ -401,7 +441,17 @@
             <w:hideMark/>
           </w:tcPr>
           <w:p>
+            <w:pPr>
+              <w:rPr>
+                <w:b/>
+                <w:bCs/>
+              </w:rPr>
+            </w:pPr>
             <w:r>
+              <w:rPr>
+                <w:b/>
+                <w:bCs/>
+              </w:rPr>
               <w:t>{{BORROWER_NAME}}</w:t>
             </w:r>
           </w:p>
@@ -425,6 +475,12 @@
             <w:hideMark/>
           </w:tcPr>
           <w:p>
+            <w:pPr>
+              <w:rPr>
+                <w:b/>
+                <w:bCs/>
+              </w:rPr>
+            </w:pPr>
             <w:r>
               <w:rPr>
                 <w:b/>
@@ -453,7 +509,17 @@
             <w:hideMark/>
           </w:tcPr>
           <w:p>
+            <w:pPr>
+              <w:rPr>
+                <w:b/>
+                <w:bCs/>
+              </w:rPr>
+            </w:pPr>
             <w:r>
+              <w:rPr>
+                <w:b/>
+                <w:bCs/>
+              </w:rPr>
               <w:t>{{BORROWER_PAN}}</w:t>
             </w:r>
           </w:p>
@@ -477,7 +543,17 @@
             <w:hideMark/>
           </w:tcPr>
           <w:p>
+            <w:pPr>
+              <w:rPr>
+                <w:b/>
+                <w:bCs/>
+              </w:rPr>
+            </w:pPr>
             <w:r>
+              <w:rPr>
+                <w:b/>
+                <w:bCs/>
+              </w:rPr>
               <w:t>{{BORROWER_ADDRESS}}</w:t>
             </w:r>
           </w:p>
@@ -501,7 +577,17 @@
             <w:hideMark/>
           </w:tcPr>
           <w:p>
+            <w:pPr>
+              <w:rPr>
+                <w:b/>
+                <w:bCs/>
+              </w:rPr>
+            </w:pPr>
             <w:r>
+              <w:rPr>
+                <w:b/>
+                <w:bCs/>
+              </w:rPr>
               <w:t>{{BORROWER_EMAIL}}</w:t>
             </w:r>
           </w:p>
@@ -525,7 +611,17 @@
             <w:hideMark/>
           </w:tcPr>
           <w:p>
+            <w:pPr>
+              <w:rPr>
+                <w:b/>
+                <w:bCs/>
+              </w:rPr>
+            </w:pPr>
             <w:r>
+              <w:rPr>
+                <w:b/>
+                <w:bCs/>
+              </w:rPr>
               <w:t>{{BORROWER_MOBILE}}</w:t>
             </w:r>
           </w:p>
@@ -554,7 +650,17 @@
             <w:hideMark/>
           </w:tcPr>
           <w:p>
+            <w:pPr>
+              <w:rPr>
+                <w:b/>
+                <w:bCs/>
+              </w:rPr>
+            </w:pPr>
             <w:r>
+              <w:rPr>
+                <w:b/>
+                <w:bCs/>
+              </w:rPr>
               <w:t>{{CO_BORROWER_NAME}}</w:t>
             </w:r>
           </w:p>
@@ -578,6 +684,12 @@
             <w:hideMark/>
           </w:tcPr>
           <w:p>
+            <w:pPr>
+              <w:rPr>
+                <w:b/>
+                <w:bCs/>
+              </w:rPr>
+            </w:pPr>
             <w:r>
               <w:rPr>
                 <w:b/>
@@ -606,7 +718,17 @@
             <w:hideMark/>
           </w:tcPr>
           <w:p>
+            <w:pPr>
+              <w:rPr>
+                <w:b/>
+                <w:bCs/>
+              </w:rPr>
+            </w:pPr>
             <w:r>
+              <w:rPr>
+                <w:b/>
+                <w:bCs/>
+              </w:rPr>
               <w:t>{{CO_BORROWER_PAN}}</w:t>
             </w:r>
           </w:p>
@@ -630,7 +752,17 @@
             <w:hideMark/>
           </w:tcPr>
           <w:p>
+            <w:pPr>
+              <w:rPr>
+                <w:b/>
+                <w:bCs/>
+              </w:rPr>
+            </w:pPr>
             <w:r>
+              <w:rPr>
+                <w:b/>
+                <w:bCs/>
+              </w:rPr>
               <w:t>{{CO_BORROWER_ADDRESS}}</w:t>
             </w:r>
           </w:p>
@@ -654,7 +786,17 @@
             <w:hideMark/>
           </w:tcPr>
           <w:p>
+            <w:pPr>
+              <w:rPr>
+                <w:b/>
+                <w:bCs/>
+              </w:rPr>
+            </w:pPr>
             <w:r>
+              <w:rPr>
+                <w:b/>
+                <w:bCs/>
+              </w:rPr>
               <w:t>{{CO_BORROWER_EMAIL}}</w:t>
             </w:r>
           </w:p>
@@ -678,7 +820,17 @@
             <w:hideMark/>
           </w:tcPr>
           <w:p>
+            <w:pPr>
+              <w:rPr>
+                <w:b/>
+                <w:bCs/>
+              </w:rPr>
+            </w:pPr>
             <w:r>
+              <w:rPr>
+                <w:b/>
+                <w:bCs/>
+              </w:rPr>
               <w:t>{{CO_BORROWER_MOBILE}}</w:t>
             </w:r>
           </w:p>
@@ -707,7 +859,17 @@
             <w:hideMark/>
           </w:tcPr>
           <w:p>
+            <w:pPr>
+              <w:rPr>
+                <w:b/>
+                <w:bCs/>
+              </w:rPr>
+            </w:pPr>
             <w:r>
+              <w:rPr>
+                <w:b/>
+                <w:bCs/>
+              </w:rPr>
               <w:t>{{BORROWER_3_NAME}}</w:t>
             </w:r>
           </w:p>
@@ -731,6 +893,12 @@
             <w:hideMark/>
           </w:tcPr>
           <w:p>
+            <w:pPr>
+              <w:rPr>
+                <w:b/>
+                <w:bCs/>
+              </w:rPr>
+            </w:pPr>
             <w:r>
               <w:rPr>
                 <w:b/>
@@ -759,7 +927,17 @@
             <w:hideMark/>
           </w:tcPr>
           <w:p>
+            <w:pPr>
+              <w:rPr>
+                <w:b/>
+                <w:bCs/>
+              </w:rPr>
+            </w:pPr>
             <w:r>
+              <w:rPr>
+                <w:b/>
+                <w:bCs/>
+              </w:rPr>
               <w:t>{{BORROWER_3_PAN}}</w:t>
             </w:r>
           </w:p>
@@ -783,7 +961,17 @@
             <w:hideMark/>
           </w:tcPr>
           <w:p>
+            <w:pPr>
+              <w:rPr>
+                <w:b/>
+                <w:bCs/>
+              </w:rPr>
+            </w:pPr>
             <w:r>
+              <w:rPr>
+                <w:b/>
+                <w:bCs/>
+              </w:rPr>
               <w:t>{{BORROWER_3_ADDRESS}}</w:t>
             </w:r>
           </w:p>
@@ -807,7 +995,17 @@
             <w:hideMark/>
           </w:tcPr>
           <w:p>
+            <w:pPr>
+              <w:rPr>
+                <w:b/>
+                <w:bCs/>
+              </w:rPr>
+            </w:pPr>
             <w:r>
+              <w:rPr>
+                <w:b/>
+                <w:bCs/>
+              </w:rPr>
               <w:t>{{BORROWER_3_EMAIL}}</w:t>
             </w:r>
           </w:p>
@@ -831,7 +1029,17 @@
             <w:hideMark/>
           </w:tcPr>
           <w:p>
+            <w:pPr>
+              <w:rPr>
+                <w:b/>
+                <w:bCs/>
+              </w:rPr>
+            </w:pPr>
             <w:r>
+              <w:rPr>
+                <w:b/>
+                <w:bCs/>
+              </w:rPr>
               <w:t>{{BORROWER_3_MOBILE}}</w:t>
             </w:r>
           </w:p>
@@ -851,7 +1059,7 @@
 </file>
 
 <file path=word/endnotes.xml><?xml version="1.0" encoding="utf-8"?>
-<w:endnotes xmlns:wpc="http://schemas.microsoft.com/office/word/2010/wordprocessingCanvas" xmlns:cx="http://schemas.microsoft.com/office/drawing/2014/chartex" xmlns:cx1="http://schemas.microsoft.com/office/drawing/2015/9/8/chartex" xmlns:cx2="http://schemas.microsoft.com/office/drawing/2015/10/21/chartex" xmlns:cx3="http://schemas.microsoft.com/office/drawing/2016/5/9/chartex" xmlns:cx4="http://schemas.microsoft.com/office/drawing/2016/5/10/chartex" xmlns:cx5="http://schemas.microsoft.com/office/drawing/2016/5/11/chartex" xmlns:cx6="http://schemas.microsoft.com/office/drawing/2016/5/12/chartex" xmlns:cx7="http://schemas.microsoft.com/office/drawing/2016/5/13/chartex" xmlns:cx8="http://schemas.microsoft.com/office/drawing/2016/5/14/chartex" xmlns:mc="http://schemas.openxmlformats.org/markup-compatibility/2006" xmlns:aink="http://schemas.microsoft.com/office/drawing/2016/ink" xmlns:am3d="http://schemas.microsoft.com/office/drawing/2017/model3d" xmlns:o="urn:schemas-microsoft-com:office:office" xmlns:oel="http://schemas.microsoft.com/office/2019/extlst" xmlns:r="http://schemas.openxmlformats.org/officeDocument/2006/relationships" xmlns:m="http://schemas.openxmlformats.org/officeDocument/2006/math" xmlns:v="urn:schemas-microsoft-com:vml" xmlns:wp14="http://schemas.microsoft.com/office/word/2010/wordprocessingDrawing" xmlns:wp="http://schemas.openxmlformats.org/drawingml/2006/wordprocessingDrawing" xmlns:w10="urn:schemas-microsoft-com:office:word" xmlns:w="http://schemas.openxmlformats.org/wordprocessingml/2006/main" xmlns:w14="http://schemas.microsoft.com/office/word/2010/wordml" xmlns:w15="http://schemas.microsoft.com/office/word/2012/wordml" xmlns:w16cei="http://schemas.microsoft.com/office/word/2026/wordml/cei" xmlns:w16cex="http://schemas.microsoft.com/office/word/2018/wordml/cex" xmlns:w16cid="http://schemas.microsoft.com/office/word/2016/wordml/cid" xmlns:w16="http://schemas.microsoft.com/office/word/2018/wordml" xmlns:w16du="http://schemas.microsoft.com/office/word/2023/wordml/word16du" xmlns:w16sdtdh="http://schemas.microsoft.com/office/word/2020/wordml/sdtdatahash" xmlns:w16sdtfl="http://schemas.microsoft.com/office/word/2024/wordml/sdtformatlock" xmlns:w16se="http://schemas.microsoft.com/office/word/2015/wordml/symex" xmlns:wpg="http://schemas.microsoft.com/office/word/2010/wordprocessingGroup" xmlns:wpi="http://schemas.microsoft.com/office/word/2010/wordprocessingInk" xmlns:wne="http://schemas.microsoft.com/office/word/2006/wordml" xmlns:wps="http://schemas.microsoft.com/office/word/2010/wordprocessingShape" mc:Ignorable="w14 w15 w16se w16cid w16 w16cex w16sdtdh w16sdtfl w16du wp14">
+<w:endnotes xmlns:wpc="http://schemas.microsoft.com/office/word/2010/wordprocessingCanvas" xmlns:cx="http://schemas.microsoft.com/office/drawing/2014/chartex" xmlns:cx1="http://schemas.microsoft.com/office/drawing/2015/9/8/chartex" xmlns:cx2="http://schemas.microsoft.com/office/drawing/2015/10/21/chartex" xmlns:cx3="http://schemas.microsoft.com/office/drawing/2016/5/9/chartex" xmlns:cx4="http://schemas.microsoft.com/office/drawing/2016/5/10/chartex" xmlns:cx5="http://schemas.microsoft.com/office/drawing/2016/5/11/chartex" xmlns:cx6="http://schemas.microsoft.com/office/drawing/2016/5/12/chartex" xmlns:cx7="http://schemas.microsoft.com/office/drawing/2016/5/13/chartex" xmlns:cx8="http://schemas.microsoft.com/office/drawing/2016/5/14/chartex" xmlns:mc="http://schemas.openxmlformats.org/markup-compatibility/2006" xmlns:aink="http://schemas.microsoft.com/office/drawing/2016/ink" xmlns:am3d="http://schemas.microsoft.com/office/drawing/2017/model3d" xmlns:o="urn:schemas-microsoft-com:office:office" xmlns:oel="http://schemas.microsoft.com/office/2019/extlst" xmlns:r="http://schemas.openxmlformats.org/officeDocument/2006/relationships" xmlns:m="http://schemas.openxmlformats.org/officeDocument/2006/math" xmlns:v="urn:schemas-microsoft-com:vml" xmlns:wp14="http://schemas.microsoft.com/office/word/2010/wordprocessingDrawing" xmlns:wp="http://schemas.openxmlformats.org/drawingml/2006/wordprocessingDrawing" xmlns:w10="urn:schemas-microsoft-com:office:word" xmlns:w="http://schemas.openxmlformats.org/wordprocessingml/2006/main" xmlns:w14="http://schemas.microsoft.com/office/word/2010/wordml" xmlns:w15="http://schemas.microsoft.com/office/word/2012/wordml" xmlns:w16cex="http://schemas.microsoft.com/office/word/2018/wordml/cex" xmlns:w16cid="http://schemas.microsoft.com/office/word/2016/wordml/cid" xmlns:w16="http://schemas.microsoft.com/office/word/2018/wordml" xmlns:w16du="http://schemas.microsoft.com/office/word/2023/wordml/word16du" xmlns:w16sdtdh="http://schemas.microsoft.com/office/word/2020/wordml/sdtdatahash" xmlns:w16sdtfl="http://schemas.microsoft.com/office/word/2024/wordml/sdtformatlock" xmlns:w16se="http://schemas.microsoft.com/office/word/2015/wordml/symex" xmlns:wpg="http://schemas.microsoft.com/office/word/2010/wordprocessingGroup" xmlns:wpi="http://schemas.microsoft.com/office/word/2010/wordprocessingInk" xmlns:wne="http://schemas.microsoft.com/office/word/2006/wordml" xmlns:wps="http://schemas.microsoft.com/office/word/2010/wordprocessingShape" mc:Ignorable="w14 w15 w16se w16cid w16 w16cex w16sdtdh w16sdtfl w16du wp14">
   <w:endnote w:type="separator" w:id="-1">
     <w:p>
       <w:pPr>
@@ -876,7 +1084,7 @@
 </file>
 
 <file path=word/footer1.xml><?xml version="1.0" encoding="utf-8"?>
-<w:ftr xmlns:wpc="http://schemas.microsoft.com/office/word/2010/wordprocessingCanvas" xmlns:cx="http://schemas.microsoft.com/office/drawing/2014/chartex" xmlns:cx1="http://schemas.microsoft.com/office/drawing/2015/9/8/chartex" xmlns:cx2="http://schemas.microsoft.com/office/drawing/2015/10/21/chartex" xmlns:cx3="http://schemas.microsoft.com/office/drawing/2016/5/9/chartex" xmlns:cx4="http://schemas.microsoft.com/office/drawing/2016/5/10/chartex" xmlns:cx5="http://schemas.microsoft.com/office/drawing/2016/5/11/chartex" xmlns:cx6="http://schemas.microsoft.com/office/drawing/2016/5/12/chartex" xmlns:cx7="http://schemas.microsoft.com/office/drawing/2016/5/13/chartex" xmlns:cx8="http://schemas.microsoft.com/office/drawing/2016/5/14/chartex" xmlns:mc="http://schemas.openxmlformats.org/markup-compatibility/2006" xmlns:aink="http://schemas.microsoft.com/office/drawing/2016/ink" xmlns:am3d="http://schemas.microsoft.com/office/drawing/2017/model3d" xmlns:o="urn:schemas-microsoft-com:office:office" xmlns:oel="http://schemas.microsoft.com/office/2019/extlst" xmlns:r="http://schemas.openxmlformats.org/officeDocument/2006/relationships" xmlns:m="http://schemas.openxmlformats.org/officeDocument/2006/math" xmlns:v="urn:schemas-microsoft-com:vml" xmlns:wp14="http://schemas.microsoft.com/office/word/2010/wordprocessingDrawing" xmlns:wp="http://schemas.openxmlformats.org/drawingml/2006/wordprocessingDrawing" xmlns:w10="urn:schemas-microsoft-com:office:word" xmlns:w="http://schemas.openxmlformats.org/wordprocessingml/2006/main" xmlns:w14="http://schemas.microsoft.com/office/word/2010/wordml" xmlns:w15="http://schemas.microsoft.com/office/word/2012/wordml" xmlns:w16cei="http://schemas.microsoft.com/office/word/2026/wordml/cei" xmlns:w16cex="http://schemas.microsoft.com/office/word/2018/wordml/cex" xmlns:w16cid="http://schemas.microsoft.com/office/word/2016/wordml/cid" xmlns:w16="http://schemas.microsoft.com/office/word/2018/wordml" xmlns:w16du="http://schemas.microsoft.com/office/word/2023/wordml/word16du" xmlns:w16sdtdh="http://schemas.microsoft.com/office/word/2020/wordml/sdtdatahash" xmlns:w16sdtfl="http://schemas.microsoft.com/office/word/2024/wordml/sdtformatlock" xmlns:w16se="http://schemas.microsoft.com/office/word/2015/wordml/symex" xmlns:wpg="http://schemas.microsoft.com/office/word/2010/wordprocessingGroup" xmlns:wpi="http://schemas.microsoft.com/office/word/2010/wordprocessingInk" xmlns:wne="http://schemas.microsoft.com/office/word/2006/wordml" xmlns:wps="http://schemas.microsoft.com/office/word/2010/wordprocessingShape" mc:Ignorable="w14 w15 w16se w16cid w16 w16cex w16sdtdh w16sdtfl w16du wp14">
+<w:ftr xmlns:wpc="http://schemas.microsoft.com/office/word/2010/wordprocessingCanvas" xmlns:cx="http://schemas.microsoft.com/office/drawing/2014/chartex" xmlns:cx1="http://schemas.microsoft.com/office/drawing/2015/9/8/chartex" xmlns:cx2="http://schemas.microsoft.com/office/drawing/2015/10/21/chartex" xmlns:cx3="http://schemas.microsoft.com/office/drawing/2016/5/9/chartex" xmlns:cx4="http://schemas.microsoft.com/office/drawing/2016/5/10/chartex" xmlns:cx5="http://schemas.microsoft.com/office/drawing/2016/5/11/chartex" xmlns:cx6="http://schemas.microsoft.com/office/drawing/2016/5/12/chartex" xmlns:cx7="http://schemas.microsoft.com/office/drawing/2016/5/13/chartex" xmlns:cx8="http://schemas.microsoft.com/office/drawing/2016/5/14/chartex" xmlns:mc="http://schemas.openxmlformats.org/markup-compatibility/2006" xmlns:aink="http://schemas.microsoft.com/office/drawing/2016/ink" xmlns:am3d="http://schemas.microsoft.com/office/drawing/2017/model3d" xmlns:o="urn:schemas-microsoft-com:office:office" xmlns:oel="http://schemas.microsoft.com/office/2019/extlst" xmlns:r="http://schemas.openxmlformats.org/officeDocument/2006/relationships" xmlns:m="http://schemas.openxmlformats.org/officeDocument/2006/math" xmlns:v="urn:schemas-microsoft-com:vml" xmlns:wp14="http://schemas.microsoft.com/office/word/2010/wordprocessingDrawing" xmlns:wp="http://schemas.openxmlformats.org/drawingml/2006/wordprocessingDrawing" xmlns:w10="urn:schemas-microsoft-com:office:word" xmlns:w="http://schemas.openxmlformats.org/wordprocessingml/2006/main" xmlns:w14="http://schemas.microsoft.com/office/word/2010/wordml" xmlns:w15="http://schemas.microsoft.com/office/word/2012/wordml" xmlns:w16cex="http://schemas.microsoft.com/office/word/2018/wordml/cex" xmlns:w16cid="http://schemas.microsoft.com/office/word/2016/wordml/cid" xmlns:w16="http://schemas.microsoft.com/office/word/2018/wordml" xmlns:w16du="http://schemas.microsoft.com/office/word/2023/wordml/word16du" xmlns:w16sdtdh="http://schemas.microsoft.com/office/word/2020/wordml/sdtdatahash" xmlns:w16sdtfl="http://schemas.microsoft.com/office/word/2024/wordml/sdtformatlock" xmlns:w16se="http://schemas.microsoft.com/office/word/2015/wordml/symex" xmlns:wpg="http://schemas.microsoft.com/office/word/2010/wordprocessingGroup" xmlns:wpi="http://schemas.microsoft.com/office/word/2010/wordprocessingInk" xmlns:wne="http://schemas.microsoft.com/office/word/2006/wordml" xmlns:wps="http://schemas.microsoft.com/office/word/2010/wordprocessingShape" mc:Ignorable="w14 w15 w16se w16cid w16 w16cex w16sdtdh w16sdtfl w16du wp14">
   <w:sdt>
     <w:sdtPr>
       <w:id w:val="497310437"/>
@@ -943,7 +1151,7 @@
 </file>
 
 <file path=word/footnotes.xml><?xml version="1.0" encoding="utf-8"?>
-<w:footnotes xmlns:wpc="http://schemas.microsoft.com/office/word/2010/wordprocessingCanvas" xmlns:cx="http://schemas.microsoft.com/office/drawing/2014/chartex" xmlns:cx1="http://schemas.microsoft.com/office/drawing/2015/9/8/chartex" xmlns:cx2="http://schemas.microsoft.com/office/drawing/2015/10/21/chartex" xmlns:cx3="http://schemas.microsoft.com/office/drawing/2016/5/9/chartex" xmlns:cx4="http://schemas.microsoft.com/office/drawing/2016/5/10/chartex" xmlns:cx5="http://schemas.microsoft.com/office/drawing/2016/5/11/chartex" xmlns:cx6="http://schemas.microsoft.com/office/drawing/2016/5/12/chartex" xmlns:cx7="http://schemas.microsoft.com/office/drawing/2016/5/13/chartex" xmlns:cx8="http://schemas.microsoft.com/office/drawing/2016/5/14/chartex" xmlns:mc="http://schemas.openxmlformats.org/markup-compatibility/2006" xmlns:aink="http://schemas.microsoft.com/office/drawing/2016/ink" xmlns:am3d="http://schemas.microsoft.com/office/drawing/2017/model3d" xmlns:o="urn:schemas-microsoft-com:office:office" xmlns:oel="http://schemas.microsoft.com/office/2019/extlst" xmlns:r="http://schemas.openxmlformats.org/officeDocument/2006/relationships" xmlns:m="http://schemas.openxmlformats.org/officeDocument/2006/math" xmlns:v="urn:schemas-microsoft-com:vml" xmlns:wp14="http://schemas.microsoft.com/office/word/2010/wordprocessingDrawing" xmlns:wp="http://schemas.openxmlformats.org/drawingml/2006/wordprocessingDrawing" xmlns:w10="urn:schemas-microsoft-com:office:word" xmlns:w="http://schemas.openxmlformats.org/wordprocessingml/2006/main" xmlns:w14="http://schemas.microsoft.com/office/word/2010/wordml" xmlns:w15="http://schemas.microsoft.com/office/word/2012/wordml" xmlns:w16cei="http://schemas.microsoft.com/office/word/2026/wordml/cei" xmlns:w16cex="http://schemas.microsoft.com/office/word/2018/wordml/cex" xmlns:w16cid="http://schemas.microsoft.com/office/word/2016/wordml/cid" xmlns:w16="http://schemas.microsoft.com/office/word/2018/wordml" xmlns:w16du="http://schemas.microsoft.com/office/word/2023/wordml/word16du" xmlns:w16sdtdh="http://schemas.microsoft.com/office/word/2020/wordml/sdtdatahash" xmlns:w16sdtfl="http://schemas.microsoft.com/office/word/2024/wordml/sdtformatlock" xmlns:w16se="http://schemas.microsoft.com/office/word/2015/wordml/symex" xmlns:wpg="http://schemas.microsoft.com/office/word/2010/wordprocessingGroup" xmlns:wpi="http://schemas.microsoft.com/office/word/2010/wordprocessingInk" xmlns:wne="http://schemas.microsoft.com/office/word/2006/wordml" xmlns:wps="http://schemas.microsoft.com/office/word/2010/wordprocessingShape" mc:Ignorable="w14 w15 w16se w16cid w16 w16cex w16sdtdh w16sdtfl w16du wp14">
+<w:footnotes xmlns:wpc="http://schemas.microsoft.com/office/word/2010/wordprocessingCanvas" xmlns:cx="http://schemas.microsoft.com/office/drawing/2014/chartex" xmlns:cx1="http://schemas.microsoft.com/office/drawing/2015/9/8/chartex" xmlns:cx2="http://schemas.microsoft.com/office/drawing/2015/10/21/chartex" xmlns:cx3="http://schemas.microsoft.com/office/drawing/2016/5/9/chartex" xmlns:cx4="http://schemas.microsoft.com/office/drawing/2016/5/10/chartex" xmlns:cx5="http://schemas.microsoft.com/office/drawing/2016/5/11/chartex" xmlns:cx6="http://schemas.microsoft.com/office/drawing/2016/5/12/chartex" xmlns:cx7="http://schemas.microsoft.com/office/drawing/2016/5/13/chartex" xmlns:cx8="http://schemas.microsoft.com/office/drawing/2016/5/14/chartex" xmlns:mc="http://schemas.openxmlformats.org/markup-compatibility/2006" xmlns:aink="http://schemas.microsoft.com/office/drawing/2016/ink" xmlns:am3d="http://schemas.microsoft.com/office/drawing/2017/model3d" xmlns:o="urn:schemas-microsoft-com:office:office" xmlns:oel="http://schemas.microsoft.com/office/2019/extlst" xmlns:r="http://schemas.openxmlformats.org/officeDocument/2006/relationships" xmlns:m="http://schemas.openxmlformats.org/officeDocument/2006/math" xmlns:v="urn:schemas-microsoft-com:vml" xmlns:wp14="http://schemas.microsoft.com/office/word/2010/wordprocessingDrawing" xmlns:wp="http://schemas.openxmlformats.org/drawingml/2006/wordprocessingDrawing" xmlns:w10="urn:schemas-microsoft-com:office:word" xmlns:w="http://schemas.openxmlformats.org/wordprocessingml/2006/main" xmlns:w14="http://schemas.microsoft.com/office/word/2010/wordml" xmlns:w15="http://schemas.microsoft.com/office/word/2012/wordml" xmlns:w16cex="http://schemas.microsoft.com/office/word/2018/wordml/cex" xmlns:w16cid="http://schemas.microsoft.com/office/word/2016/wordml/cid" xmlns:w16="http://schemas.microsoft.com/office/word/2018/wordml" xmlns:w16du="http://schemas.microsoft.com/office/word/2023/wordml/word16du" xmlns:w16sdtdh="http://schemas.microsoft.com/office/word/2020/wordml/sdtdatahash" xmlns:w16sdtfl="http://schemas.microsoft.com/office/word/2024/wordml/sdtformatlock" xmlns:w16se="http://schemas.microsoft.com/office/word/2015/wordml/symex" xmlns:wpg="http://schemas.microsoft.com/office/word/2010/wordprocessingGroup" xmlns:wpi="http://schemas.microsoft.com/office/word/2010/wordprocessingInk" xmlns:wne="http://schemas.microsoft.com/office/word/2006/wordml" xmlns:wps="http://schemas.microsoft.com/office/word/2010/wordprocessingShape" mc:Ignorable="w14 w15 w16se w16cid w16 w16cex w16sdtdh w16sdtfl w16du wp14">
   <w:footnote w:type="separator" w:id="-1">
     <w:p>
       <w:pPr>
@@ -968,7 +1176,7 @@
 </file>
 
 <file path=word/numbering.xml><?xml version="1.0" encoding="utf-8"?>
-<w:numbering xmlns:wpc="http://schemas.microsoft.com/office/word/2010/wordprocessingCanvas" xmlns:cx="http://schemas.microsoft.com/office/drawing/2014/chartex" xmlns:cx1="http://schemas.microsoft.com/office/drawing/2015/9/8/chartex" xmlns:cx2="http://schemas.microsoft.com/office/drawing/2015/10/21/chartex" xmlns:cx3="http://schemas.microsoft.com/office/drawing/2016/5/9/chartex" xmlns:cx4="http://schemas.microsoft.com/office/drawing/2016/5/10/chartex" xmlns:cx5="http://schemas.microsoft.com/office/drawing/2016/5/11/chartex" xmlns:cx6="http://schemas.microsoft.com/office/drawing/2016/5/12/chartex" xmlns:cx7="http://schemas.microsoft.com/office/drawing/2016/5/13/chartex" xmlns:cx8="http://schemas.microsoft.com/office/drawing/2016/5/14/chartex" xmlns:mc="http://schemas.openxmlformats.org/markup-compatibility/2006" xmlns:aink="http://schemas.microsoft.com/office/drawing/2016/ink" xmlns:am3d="http://schemas.microsoft.com/office/drawing/2017/model3d" xmlns:o="urn:schemas-microsoft-com:office:office" xmlns:oel="http://schemas.microsoft.com/office/2019/extlst" xmlns:r="http://schemas.openxmlformats.org/officeDocument/2006/relationships" xmlns:m="http://schemas.openxmlformats.org/officeDocument/2006/math" xmlns:v="urn:schemas-microsoft-com:vml" xmlns:wp14="http://schemas.microsoft.com/office/word/2010/wordprocessingDrawing" xmlns:wp="http://schemas.openxmlformats.org/drawingml/2006/wordprocessingDrawing" xmlns:w10="urn:schemas-microsoft-com:office:word" xmlns:w="http://schemas.openxmlformats.org/wordprocessingml/2006/main" xmlns:w14="http://schemas.microsoft.com/office/word/2010/wordml" xmlns:w15="http://schemas.microsoft.com/office/word/2012/wordml" xmlns:w16cei="http://schemas.microsoft.com/office/word/2026/wordml/cei" xmlns:w16cex="http://schemas.microsoft.com/office/word/2018/wordml/cex" xmlns:w16cid="http://schemas.microsoft.com/office/word/2016/wordml/cid" xmlns:w16="http://schemas.microsoft.com/office/word/2018/wordml" xmlns:w16du="http://schemas.microsoft.com/office/word/2023/wordml/word16du" xmlns:w16sdtdh="http://schemas.microsoft.com/office/word/2020/wordml/sdtdatahash" xmlns:w16sdtfl="http://schemas.microsoft.com/office/word/2024/wordml/sdtformatlock" xmlns:w16se="http://schemas.microsoft.com/office/word/2015/wordml/symex" xmlns:wpg="http://schemas.microsoft.com/office/word/2010/wordprocessingGroup" xmlns:wpi="http://schemas.microsoft.com/office/word/2010/wordprocessingInk" xmlns:wne="http://schemas.microsoft.com/office/word/2006/wordml" xmlns:wps="http://schemas.microsoft.com/office/word/2010/wordprocessingShape" mc:Ignorable="w14 w15 w16se w16cid w16 w16cex w16sdtdh w16sdtfl w16du wp14">
+<w:numbering xmlns:wpc="http://schemas.microsoft.com/office/word/2010/wordprocessingCanvas" xmlns:cx="http://schemas.microsoft.com/office/drawing/2014/chartex" xmlns:cx1="http://schemas.microsoft.com/office/drawing/2015/9/8/chartex" xmlns:cx2="http://schemas.microsoft.com/office/drawing/2015/10/21/chartex" xmlns:cx3="http://schemas.microsoft.com/office/drawing/2016/5/9/chartex" xmlns:cx4="http://schemas.microsoft.com/office/drawing/2016/5/10/chartex" xmlns:cx5="http://schemas.microsoft.com/office/drawing/2016/5/11/chartex" xmlns:cx6="http://schemas.microsoft.com/office/drawing/2016/5/12/chartex" xmlns:cx7="http://schemas.microsoft.com/office/drawing/2016/5/13/chartex" xmlns:cx8="http://schemas.microsoft.com/office/drawing/2016/5/14/chartex" xmlns:mc="http://schemas.openxmlformats.org/markup-compatibility/2006" xmlns:aink="http://schemas.microsoft.com/office/drawing/2016/ink" xmlns:am3d="http://schemas.microsoft.com/office/drawing/2017/model3d" xmlns:o="urn:schemas-microsoft-com:office:office" xmlns:oel="http://schemas.microsoft.com/office/2019/extlst" xmlns:r="http://schemas.openxmlformats.org/officeDocument/2006/relationships" xmlns:m="http://schemas.openxmlformats.org/officeDocument/2006/math" xmlns:v="urn:schemas-microsoft-com:vml" xmlns:wp14="http://schemas.microsoft.com/office/word/2010/wordprocessingDrawing" xmlns:wp="http://schemas.openxmlformats.org/drawingml/2006/wordprocessingDrawing" xmlns:w10="urn:schemas-microsoft-com:office:word" xmlns:w="http://schemas.openxmlformats.org/wordprocessingml/2006/main" xmlns:w14="http://schemas.microsoft.com/office/word/2010/wordml" xmlns:w15="http://schemas.microsoft.com/office/word/2012/wordml" xmlns:w16cex="http://schemas.microsoft.com/office/word/2018/wordml/cex" xmlns:w16cid="http://schemas.microsoft.com/office/word/2016/wordml/cid" xmlns:w16="http://schemas.microsoft.com/office/word/2018/wordml" xmlns:w16du="http://schemas.microsoft.com/office/word/2023/wordml/word16du" xmlns:w16sdtdh="http://schemas.microsoft.com/office/word/2020/wordml/sdtdatahash" xmlns:w16sdtfl="http://schemas.microsoft.com/office/word/2024/wordml/sdtformatlock" xmlns:w16se="http://schemas.microsoft.com/office/word/2015/wordml/symex" xmlns:wpg="http://schemas.microsoft.com/office/word/2010/wordprocessingGroup" xmlns:wpi="http://schemas.microsoft.com/office/word/2010/wordprocessingInk" xmlns:wne="http://schemas.microsoft.com/office/word/2006/wordml" xmlns:wps="http://schemas.microsoft.com/office/word/2010/wordprocessingShape" mc:Ignorable="w14 w15 w16se w16cid w16 w16cex w16sdtdh w16sdtfl w16du wp14">
   <w:abstractNum w:abstractNumId="0" w15:restartNumberingAfterBreak="0">
     <w:nsid w:val="067B5AF3"/>
     <w:multiLevelType w:val="multilevel"/>
